--- a/applications/rankings-io-local-seo-specialist/Rotenberg Resume - Rankings.io - Local SEO Specialist.docx
+++ b/applications/rankings-io-local-seo-specialist/Rotenberg Resume - Rankings.io - Local SEO Specialist.docx
@@ -31,7 +31,7 @@
           <w:color w:val="555555"/>
           <w:sz w:val="23"/>
         </w:rPr>
-        <w:t>SEO Specialist — Technical SEO &amp; Reputation Marketing</w:t>
+        <w:t>Local SEO Specialist — Google Business Profile &amp; Listings Management</w:t>
       </w:r>
     </w:p>
     <w:p>
@@ -80,7 +80,7 @@
           <w:i w:val="0"/>
           <w:color w:val="1A1A1A"/>
         </w:rPr>
-        <w:t>SEO and digital marketing specialist with 4 years of hands-on SEO experience, technical audits, keyword gap analysis, and schema/structured data implementation using Screaming Frog, Ahrefs, and Semrush, inside a 15+ year client-facing career. Builds automated review-generation workflows for local service businesses and onboarded partners at Birdeye, a reputation-management and local-marketing platform. Comfortable owning a client's SEO program end to end, from technical fixes through reporting and account growth.</w:t>
+        <w:t>Local SEO specialist with 4 years of hands-on SEO experience rooted in Google Business Profile and local-listings work. At Solenzo, GBP setup and optimization is the first deliverable in every client engagement; at Birdeye, selling and onboarding partners onto a proprietary data-aggregator/listings solution was the backbone of the offer, and the start of my career in local search. Backs that with technical SEO depth (Screaming Frog, schema, Ahrefs, Semrush) and 15+ years owning client relationships end to end.</w:t>
       </w:r>
     </w:p>
     <w:p>
@@ -154,6 +154,30 @@
           <w:sz w:val="18"/>
         </w:rPr>
         <w:t>Arvada, CO (Remote)</w:t>
+      </w:r>
+    </w:p>
+    <w:p>
+      <w:pPr>
+        <w:spacing w:after="30"/>
+        <w:ind w:left="259" w:hanging="259"/>
+      </w:pPr>
+      <w:r>
+        <w:rPr>
+          <w:rFonts w:ascii="Calibri" w:hAnsi="Calibri"/>
+          <w:b w:val="0"/>
+          <w:i w:val="0"/>
+          <w:color w:val="163A5F"/>
+        </w:rPr>
+        <w:t xml:space="preserve">•  </w:t>
+      </w:r>
+      <w:r>
+        <w:rPr>
+          <w:rFonts w:ascii="Calibri" w:hAnsi="Calibri"/>
+          <w:b w:val="0"/>
+          <w:i w:val="0"/>
+          <w:color w:val="1A1A1A"/>
+        </w:rPr>
+        <w:t>Claim, set up, and optimize Google Business Profile listings (categories, descriptions, services, photos, posts) as the first deliverable in every client engagement, the foundation the rest of each client's local SEO and lead-flow program builds on.</w:t>
       </w:r>
     </w:p>
     <w:p>
@@ -308,30 +332,6 @@
     </w:p>
     <w:p>
       <w:pPr>
-        <w:spacing w:after="30"/>
-        <w:ind w:left="259" w:hanging="259"/>
-      </w:pPr>
-      <w:r>
-        <w:rPr>
-          <w:rFonts w:ascii="Calibri" w:hAnsi="Calibri"/>
-          <w:b w:val="0"/>
-          <w:i w:val="0"/>
-          <w:color w:val="163A5F"/>
-        </w:rPr>
-        <w:t xml:space="preserve">•  </w:t>
-      </w:r>
-      <w:r>
-        <w:rPr>
-          <w:rFonts w:ascii="Calibri" w:hAnsi="Calibri"/>
-          <w:b w:val="0"/>
-          <w:i w:val="0"/>
-          <w:color w:val="1A1A1A"/>
-        </w:rPr>
-        <w:t>Produced high-converting campaign assets, including landing pages and conversion-focused copy, improving lead generation and pipeline.</w:t>
-      </w:r>
-    </w:p>
-    <w:p>
-      <w:pPr>
         <w:tabs>
           <w:tab w:pos="10512" w:val="right"/>
         </w:tabs>
@@ -405,7 +405,7 @@
           <w:i w:val="0"/>
           <w:color w:val="1A1A1A"/>
         </w:rPr>
-        <w:t>Led onboarding and training for a diverse, high-volume partner network, driving rapid adoption of marketing automation and reputation-management solutions for local businesses.</w:t>
+        <w:t>Sold and onboarded partners onto Birdeye's proprietary data-aggregator/listings-syndication solution, the backbone of the channel offer, ensuring every partner's end customer had a properly configured local-listings presence, using Whitespark's published citation research as sales-enablement material, the start of my career in local search.</w:t>
       </w:r>
     </w:p>
     <w:p>
@@ -507,7 +507,7 @@
           <w:i w:val="0"/>
           <w:color w:val="1A1A1A"/>
         </w:rPr>
-        <w:t>Led digital growth consultations aligning site architecture, inbound marketing, and SEO best practices, contributing to a 30% increase in website traffic and 25% improvement in conversion rates across the e-commerce segment.</w:t>
+        <w:t>Led digital growth consultations aligning site architecture, inbound marketing, and SEO best practices, including connecting and setting up clients' Google Business Profile alongside their site build, contributing to a 30% increase in website traffic and 25% improvement in conversion rates across the e-commerce segment.</w:t>
       </w:r>
     </w:p>
     <w:p>
@@ -540,7 +540,7 @@
           <w:i w:val="0"/>
           <w:color w:val="1A1A1A"/>
         </w:rPr>
-        <w:t xml:space="preserve">SEO:  </w:t>
+        <w:t xml:space="preserve">Local SEO:  </w:t>
       </w:r>
       <w:r>
         <w:rPr>
@@ -549,7 +549,7 @@
           <w:i w:val="0"/>
           <w:color w:val="1A1A1A"/>
         </w:rPr>
-        <w:t>Technical SEO Audits, Schema/Structured Data, Keyword Research &amp; Gap Analysis (Ahrefs, Semrush), Site-Wide SEO Data Pulls (Screaming Frog), Reputation &amp; Review Management</w:t>
+        <w:t>Google Business Profile Setup &amp; Optimization, Local Listings &amp; Data-Aggregator Solutions, Citation Management, Reputation &amp; Review Management</w:t>
       </w:r>
     </w:p>
     <w:p>
@@ -563,7 +563,7 @@
           <w:i w:val="0"/>
           <w:color w:val="1A1A1A"/>
         </w:rPr>
-        <w:t xml:space="preserve">Client &amp; Account Management:  </w:t>
+        <w:t xml:space="preserve">Technical SEO:  </w:t>
       </w:r>
       <w:r>
         <w:rPr>
@@ -572,7 +572,7 @@
           <w:i w:val="0"/>
           <w:color w:val="1A1A1A"/>
         </w:rPr>
-        <w:t>Client-Facing Account Ownership, Reporting &amp; Recommendations, Client Retention, Cross-Functional Coordination</w:t>
+        <w:t>Technical SEO Audits, Schema/Structured Data, Keyword Research &amp; Gap Analysis (Ahrefs, Semrush), Site-Wide SEO Data Pulls (Screaming Frog)</w:t>
       </w:r>
     </w:p>
     <w:p>
@@ -586,7 +586,7 @@
           <w:i w:val="0"/>
           <w:color w:val="1A1A1A"/>
         </w:rPr>
-        <w:t xml:space="preserve">Tools &amp; Platforms:  </w:t>
+        <w:t xml:space="preserve">Client Management &amp; Tools:  </w:t>
       </w:r>
       <w:r>
         <w:rPr>
@@ -595,30 +595,7 @@
           <w:i w:val="0"/>
           <w:color w:val="1A1A1A"/>
         </w:rPr>
-        <w:t>Google Tag Manager, Google Apps, GoHighLevel, HubSpot, Wix (CMS), Ahrefs, Semrush, Screaming Frog</w:t>
-      </w:r>
-    </w:p>
-    <w:p>
-      <w:pPr>
-        <w:spacing w:after="30"/>
-      </w:pPr>
-      <w:r>
-        <w:rPr>
-          <w:rFonts w:ascii="Calibri" w:hAnsi="Calibri"/>
-          <w:b/>
-          <w:i w:val="0"/>
-          <w:color w:val="1A1A1A"/>
-        </w:rPr>
-        <w:t xml:space="preserve">Content &amp; Growth:  </w:t>
-      </w:r>
-      <w:r>
-        <w:rPr>
-          <w:rFonts w:ascii="Calibri" w:hAnsi="Calibri"/>
-          <w:b w:val="0"/>
-          <w:i w:val="0"/>
-          <w:color w:val="1A1A1A"/>
-        </w:rPr>
-        <w:t>Landing Pages, Direct-Response Copy, Conversion Rate Optimization</w:t>
+        <w:t>Client-Facing Account Ownership, Reporting &amp; Recommendations, Client Retention, Google Business Profile, Google Tag Manager, Google Apps, GoHighLevel, HubSpot, Wix (CMS)</w:t>
       </w:r>
     </w:p>
     <w:p>
